--- a/reports/2026-09-02_experiments_exp01-20.docx
+++ b/reports/2026-09-02_experiments_exp01-20.docx
@@ -1735,7 +1735,7 @@
         <w:spacing w:after="120"/>
       </w:pPr>
       <w:r>
-        <w:t xml:space="preserve">The published allenai/olmoearth_lcc rasters (encoder v1.2-Base fine-tuned; 9-band uint8 BigTIFFs served in EPSG:3857 at about 9.55 m) were read over HTTP range requests at ten 512-px windows in the Zambezi, Chobe and Barotse region and assessed with the recipe the earlier experiments support (exp20). Per the dataset card, band 1 is the change probability, bands 4-5 the source and destination land cover classes, and bands 6-7 the probabilities of the change-category heads. The product exports no confidence for the land cover classes, so the model's own confidence, the best signal on every expert-labelled testbed above, cannot be run on its class map; bands 6-7 are not a substitute, since they sit at 255 on 80 to 100% of pixels because the category head answers "none" wherever no change is predicted.</w:t>
+        <w:t xml:space="preserve">The published allenai/olmoearth_lcc rasters (encoder v1.2-Base fine-tuned; 9-band uint8 BigTIFFs served in EPSG:3857 at about 9.55 m) were read over HTTP range requests at ten 512-px windows in the Zambezi, Chobe and Barotse region and assessed with the recipe the earlier experiments support (exp20). Per the dataset card, band 1 is the change probability, bands 4-5 the source and destination land cover classes, and bands 6-7 the probabilities of the change-category heads. The product exports no confidence for the land cover classes, so the model's own confidence, the best signal on every expert-labelled testbed above, cannot be run on its class map; bands 6-7 are not a substitute, since they sit at 255 on 80 to 99% of pixels because the category head answers "none" wherever no change is predicted.</w:t>
       </w:r>
     </w:p>
     <w:p>
